--- a/Week 3_AM/Pre-Session Prep/COM7401 CAMPUS - Pre-Session Card - Week 3 AM.docx
+++ b/Week 3_AM/Pre-Session Prep/COM7401 CAMPUS - Pre-Session Card - Week 3 AM.docx
@@ -669,11 +669,6 @@
         <w:t>Session 2 follows the same day: sampling and data collection. Read the primer if you can, before or after the session.</w:t>
       </w:r>
     </w:p>
-    <w:p>
-      <w:r>
-        <w:t>The image iMAGE 1.png is a computer-generated picture with misspelt and unreliable labels, so do not use it to learn the designs. Use the paper and the session instead.</w:t>
-      </w:r>
-    </w:p>
     <w:sectPr>
       <w:headerReference w:type="default" r:id="rId9"/>
       <w:footerReference w:type="default" r:id="rId10"/>
